--- a/data/cvs/cv_197_Houston_Skilled_Consultancy_Work_From_Home_Data_Analyst_Jobs__Laptop.docx
+++ b/data/cvs/cv_197_Houston_Skilled_Consultancy_Work_From_Home_Data_Analyst_Jobs__Laptop.docx
@@ -86,7 +86,7 @@
         <w:rPr>
           <w:sz w:val="20"/>
         </w:rPr>
-        <w:t>Full Stack Developer and AI Data Specialist with a diverse background in software development, data annotation, and AI evaluation. I have built full-stack applications, optimised APIs, and created custom websites, all while ensuring high-quality data outputs for AI model training. Currently, I'm focused on AI-driven automation, integrating SAP APIs with internal systems and designing AI-powered tender scraping pipelines at Copy Cat Group.</w:t>
+        <w:t>Full Stack Developer and AI Data Specialist with a diverse toolkit spanning Python, JavaScript, SQL, and more. I've built full-stack applications, from React frontends to Python backends, and have deep experience in data annotation, evaluation, and AI model training. Currently, I'm at Copy Cat Group, where I'm integrating SAP APIs with internal systems and designing an AI-powered tender scraping pipeline, among other projects.</w:t>
       </w:r>
     </w:p>
     <w:p>
@@ -227,7 +227,7 @@
         <w:rPr>
           <w:sz w:val="20"/>
         </w:rPr>
-        <w:t>Git, GitHub, CI/CD, Oracle Cloud, Google Cloud Platform</w:t>
+        <w:t>Oracle Cloud, Google Cloud Platform, Git, GitHub, CI/CD</w:t>
       </w:r>
     </w:p>
     <w:p>
@@ -245,7 +245,7 @@
         <w:rPr>
           <w:sz w:val="20"/>
         </w:rPr>
-        <w:t>Data Analysis, Data Visualization, Power BI, Tableau, Excel (Advanced), Python (Basic), R (Basic), Data Interpretation, Communication, Presentation Skills, Attention to Detail, Data Cleansing, Database Management, Query Languages</w:t>
+        <w:t>Data Analysis, Data Visualization, Microsoft Excel (Advanced), Power BI, Tableau, Python (Basic), R (Basic), Data Interpretation, Communication, Presentation Skills, Attention to Detail, Data Cleansing, Database Management, Query Languages</w:t>
       </w:r>
     </w:p>
     <w:p>
@@ -263,7 +263,7 @@
         <w:rPr>
           <w:sz w:val="20"/>
         </w:rPr>
-        <w:t>Problem Solving, Logical Reasoning, Agile Mindset, Flexibility, Adaptability, Microsoft Office Suite, Data Collection, Data Processing, Data Accuracy, Trend Analysis, Business Strategy, Collaboration, Efficiency, Mathematics, Statistics</w:t>
+        <w:t>Problem-Solving, Logical Reasoning, Agile Mindset, Adaptability, Data Collection, Data Processing, Data Reporting, Data Quality Assurance, Trend Analysis, Business Strategy, Collaboration, Automation, Efficiency Optimization, Statistical Knowledge, Mathematical Skills</w:t>
       </w:r>
     </w:p>
     <w:p>
@@ -313,7 +313,7 @@
         <w:rPr>
           <w:sz w:val="20"/>
         </w:rPr>
-        <w:t>Integrating SAP APIs with an internal Credit Control System, automating processes for OA and IT business units.</w:t>
+        <w:t>Integrating SAP APIs with an internal Credit Control System, creating an automated, live system for OA and IT business units.</w:t>
       </w:r>
     </w:p>
     <w:p>
@@ -325,7 +325,7 @@
         <w:rPr>
           <w:sz w:val="20"/>
         </w:rPr>
-        <w:t>Designing and documenting system architecture, including Application, Data, Integration, and Security layers.</w:t>
+        <w:t>Designing and prototyping an AI-powered tender scraping pipeline to automate tender discovery and processing.</w:t>
       </w:r>
     </w:p>
     <w:p>
@@ -337,7 +337,7 @@
         <w:rPr>
           <w:sz w:val="20"/>
         </w:rPr>
-        <w:t>Building an AI-powered tender scraping pipeline, automating tender discovery and processing with an agentic system.</w:t>
+        <w:t>Authoring comprehensive System Design Documents (SDDs) for Application, Data, Integration, and Security Architecture.</w:t>
       </w:r>
     </w:p>
     <w:p>
